--- a/book/bonus/docx/Six-Week Launch Checklist.docx
+++ b/book/bonus/docx/Six-Week Launch Checklist.docx
@@ -26,20 +26,7 @@
         <w:t xml:space="preserve"> </w:t>
       </w:r>
       <w:r>
-        <w:t xml:space="preserve">Companion to Chapter 13 of</w:t>
-      </w:r>
-      <w:r>
-        <w:t xml:space="preserve"> </w:t>
-      </w:r>
-      <w:r>
-        <w:rPr>
-          <w:iCs/>
-          <w:i/>
-        </w:rPr>
-        <w:t xml:space="preserve">Vacation Rentals That Pay You</w:t>
-      </w:r>
-      <w:r>
-        <w:t xml:space="preserve">. Print it, tape it to the wall, check the boxes.</w:t>
+        <w:t xml:space="preserve">Companion to Chapter 13 of the book. Print it, tape it to the wall, check the boxes.</w:t>
       </w:r>
     </w:p>
     <w:p>
